--- a/Francesco_Cucinotta_CV.docx
+++ b/Francesco_Cucinotta_CV.docx
@@ -168,7 +168,7 @@
             <w:pPr>
               <w:spacing w:after="55"/>
             </w:pPr>
-            <w:hyperlink w:history="1" r:id="rIdjoqiajtek1ullor7kfugk">
+            <w:hyperlink w:history="1" r:id="rId3phncr9sgkuvdgcezdvln">
               <w:r>
                 <w:rPr>
                   <w:rStyle w:val="Hyperlink"/>
@@ -186,7 +186,7 @@
             <w:pPr>
               <w:spacing w:after="55"/>
             </w:pPr>
-            <w:hyperlink w:history="1" r:id="rIdjn8dzo8osalokfrq7fito">
+            <w:hyperlink w:history="1" r:id="rIdajhgisecp4sso6ixvlfof">
               <w:r>
                 <w:rPr>
                   <w:rStyle w:val="Hyperlink"/>
@@ -204,7 +204,7 @@
             <w:pPr>
               <w:spacing w:after="55"/>
             </w:pPr>
-            <w:hyperlink w:history="1" r:id="rIdtryriaje5cocrbqxjkhyx">
+            <w:hyperlink w:history="1" r:id="rId21x5ctlxgmx0m-excow1s">
               <w:r>
                 <w:rPr>
                   <w:rStyle w:val="Hyperlink"/>
@@ -663,6 +663,40 @@
                 <w:szCs w:val="17"/>
               </w:rPr>
               <w:t xml:space="preserve">Nmap, Wireshark, Kali Linux, SQLmap, Hashcat, John the Ripper, Hydra</w:t>
+            </w:r>
+          </w:p>
+          <w:p>
+            <w:pPr>
+              <w:pBdr>
+                <w:bottom w:val="single" w:color="C7CDD3" w:sz="4" w:space="3"/>
+              </w:pBdr>
+              <w:spacing w:after="70" w:before="170"/>
+            </w:pPr>
+            <w:r>
+              <w:rPr>
+                <w:rFonts w:ascii="Calibri" w:cs="Calibri" w:eastAsia="Calibri" w:hAnsi="Calibri"/>
+                <w:b/>
+                <w:bCs/>
+                <w:color w:val="1F3B57"/>
+                <w:spacing w:val="10"/>
+                <w:sz w:val="18"/>
+                <w:szCs w:val="18"/>
+              </w:rPr>
+              <w:t xml:space="preserve">CERTIFICAZIONI</w:t>
+            </w:r>
+          </w:p>
+          <w:p>
+            <w:pPr>
+              <w:spacing w:after="60"/>
+            </w:pPr>
+            <w:r>
+              <w:rPr>
+                <w:rFonts w:ascii="Calibri" w:cs="Calibri" w:eastAsia="Calibri" w:hAnsi="Calibri"/>
+                <w:color w:val="2B2F33"/>
+                <w:sz w:val="17"/>
+                <w:szCs w:val="17"/>
+              </w:rPr>
+              <w:t xml:space="preserve">Fortinet NSE 1 — Cybersecurity and Cloud Fundamentals</w:t>
             </w:r>
           </w:p>
           <w:p>
@@ -1516,7 +1550,7 @@
               </w:rPr>
               <w:t xml:space="preserve">Attestato rilasciato al termine del percorso in Cyber Security. </w:t>
             </w:r>
-            <w:hyperlink w:history="1" r:id="rIdwmaeubsarzbug2xopxhnz">
+            <w:hyperlink w:history="1" r:id="rIdmkndxtqmwym97emtgpp8t">
               <w:r>
                 <w:rPr>
                   <w:rStyle w:val="Hyperlink"/>
